--- a/Assignment 6/Exception Handling.docx
+++ b/Assignment 6/Exception Handling.docx
@@ -22,6 +22,24 @@
     </w:p>
     <w:p>
       <w:pPr>
+        <w:jc w:val="center"/>
+        <w:rPr>
+          <w:rFonts w:ascii="Times New Roman" w:hAnsi="Times New Roman" w:cs="Times New Roman"/>
+          <w:sz w:val="32"/>
+          <w:szCs w:val="32"/>
+        </w:rPr>
+      </w:pPr>
+      <w:r>
+        <w:rPr>
+          <w:rFonts w:ascii="Times New Roman" w:hAnsi="Times New Roman" w:cs="Times New Roman"/>
+          <w:sz w:val="32"/>
+          <w:szCs w:val="32"/>
+        </w:rPr>
+        <w:t>LO3</w:t>
+      </w:r>
+    </w:p>
+    <w:p>
+      <w:pPr>
         <w:jc w:val="right"/>
         <w:rPr>
           <w:rFonts w:ascii="Times New Roman" w:hAnsi="Times New Roman" w:cs="Times New Roman"/>
@@ -31,13 +49,7 @@
         <w:rPr>
           <w:rFonts w:ascii="Times New Roman" w:hAnsi="Times New Roman" w:cs="Times New Roman"/>
         </w:rPr>
-        <w:t>1</w:t>
-      </w:r>
-      <w:r>
-        <w:rPr>
-          <w:rFonts w:ascii="Times New Roman" w:hAnsi="Times New Roman" w:cs="Times New Roman"/>
-        </w:rPr>
-        <w:t>5</w:t>
+        <w:t>20</w:t>
       </w:r>
       <w:r>
         <w:rPr>
@@ -49,7 +61,7 @@
         <w:rPr>
           <w:rFonts w:ascii="Times New Roman" w:hAnsi="Times New Roman" w:cs="Times New Roman"/>
         </w:rPr>
-        <w:t>3</w:t>
+        <w:t>2</w:t>
       </w:r>
       <w:r>
         <w:rPr>
@@ -142,77 +154,7 @@
         <w:rPr>
           <w:rFonts w:ascii="Times New Roman" w:hAnsi="Times New Roman" w:cs="Times New Roman"/>
         </w:rPr>
-        <w:t xml:space="preserve">Exception handling in Python is used to manage runtime errors without stopping program execution. The try block contains code that may cause errors, while the except block handles specific exceptions like </w:t>
-      </w:r>
-      <w:proofErr w:type="spellStart"/>
-      <w:r>
-        <w:rPr>
-          <w:rFonts w:ascii="Times New Roman" w:hAnsi="Times New Roman" w:cs="Times New Roman"/>
-        </w:rPr>
-        <w:t>ZeroDivisionError</w:t>
-      </w:r>
-      <w:proofErr w:type="spellEnd"/>
-      <w:r>
-        <w:rPr>
-          <w:rFonts w:ascii="Times New Roman" w:hAnsi="Times New Roman" w:cs="Times New Roman"/>
-        </w:rPr>
-        <w:t xml:space="preserve">, </w:t>
-      </w:r>
-      <w:proofErr w:type="spellStart"/>
-      <w:r>
-        <w:rPr>
-          <w:rFonts w:ascii="Times New Roman" w:hAnsi="Times New Roman" w:cs="Times New Roman"/>
-        </w:rPr>
-        <w:t>ValueError</w:t>
-      </w:r>
-      <w:proofErr w:type="spellEnd"/>
-      <w:r>
-        <w:rPr>
-          <w:rFonts w:ascii="Times New Roman" w:hAnsi="Times New Roman" w:cs="Times New Roman"/>
-        </w:rPr>
-        <w:t xml:space="preserve">, </w:t>
-      </w:r>
-      <w:proofErr w:type="spellStart"/>
-      <w:r>
-        <w:rPr>
-          <w:rFonts w:ascii="Times New Roman" w:hAnsi="Times New Roman" w:cs="Times New Roman"/>
-        </w:rPr>
-        <w:t>IndexError</w:t>
-      </w:r>
-      <w:proofErr w:type="spellEnd"/>
-      <w:r>
-        <w:rPr>
-          <w:rFonts w:ascii="Times New Roman" w:hAnsi="Times New Roman" w:cs="Times New Roman"/>
-        </w:rPr>
-        <w:t xml:space="preserve">, </w:t>
-      </w:r>
-      <w:proofErr w:type="spellStart"/>
-      <w:r>
-        <w:rPr>
-          <w:rFonts w:ascii="Times New Roman" w:hAnsi="Times New Roman" w:cs="Times New Roman"/>
-        </w:rPr>
-        <w:t>KeyError</w:t>
-      </w:r>
-      <w:proofErr w:type="spellEnd"/>
-      <w:r>
-        <w:rPr>
-          <w:rFonts w:ascii="Times New Roman" w:hAnsi="Times New Roman" w:cs="Times New Roman"/>
-        </w:rPr>
-        <w:t xml:space="preserve">, and </w:t>
-      </w:r>
-      <w:proofErr w:type="spellStart"/>
-      <w:r>
-        <w:rPr>
-          <w:rFonts w:ascii="Times New Roman" w:hAnsi="Times New Roman" w:cs="Times New Roman"/>
-        </w:rPr>
-        <w:t>FileNotFoundError</w:t>
-      </w:r>
-      <w:proofErr w:type="spellEnd"/>
-      <w:r>
-        <w:rPr>
-          <w:rFonts w:ascii="Times New Roman" w:hAnsi="Times New Roman" w:cs="Times New Roman"/>
-        </w:rPr>
-        <w:t>. Custom exceptions allow programmers to define and handle application-specific errors.</w:t>
+        <w:t>Exception handling in Python is used to manage runtime errors without stopping program execution. The try block contains code that may cause errors, while the except block handles specific exceptions like ZeroDivisionError, ValueError, IndexError, KeyError, and FileNotFoundError. Custom exceptions allow programmers to define and handle application-specific errors.</w:t>
       </w:r>
     </w:p>
     <w:p>
@@ -250,48 +192,20 @@
         <w:rPr>
           <w:rFonts w:ascii="Times New Roman" w:hAnsi="Times New Roman" w:cs="Times New Roman"/>
         </w:rPr>
-        <w:t xml:space="preserve">    num1 = </w:t>
-      </w:r>
-      <w:proofErr w:type="gramStart"/>
-      <w:r>
-        <w:rPr>
-          <w:rFonts w:ascii="Times New Roman" w:hAnsi="Times New Roman" w:cs="Times New Roman"/>
-        </w:rPr>
-        <w:t>input(</w:t>
-      </w:r>
-      <w:proofErr w:type="gramEnd"/>
-      <w:r>
-        <w:rPr>
-          <w:rFonts w:ascii="Times New Roman" w:hAnsi="Times New Roman" w:cs="Times New Roman"/>
-        </w:rPr>
-        <w:t>"Enter the first number: ")</w:t>
-      </w:r>
-    </w:p>
-    <w:p>
-      <w:pPr>
-        <w:rPr>
-          <w:rFonts w:ascii="Times New Roman" w:hAnsi="Times New Roman" w:cs="Times New Roman"/>
-        </w:rPr>
-      </w:pPr>
-      <w:r>
-        <w:rPr>
-          <w:rFonts w:ascii="Times New Roman" w:hAnsi="Times New Roman" w:cs="Times New Roman"/>
-        </w:rPr>
-        <w:t xml:space="preserve">    num2 = </w:t>
-      </w:r>
-      <w:proofErr w:type="gramStart"/>
-      <w:r>
-        <w:rPr>
-          <w:rFonts w:ascii="Times New Roman" w:hAnsi="Times New Roman" w:cs="Times New Roman"/>
-        </w:rPr>
-        <w:t>input(</w:t>
-      </w:r>
-      <w:proofErr w:type="gramEnd"/>
-      <w:r>
-        <w:rPr>
-          <w:rFonts w:ascii="Times New Roman" w:hAnsi="Times New Roman" w:cs="Times New Roman"/>
-        </w:rPr>
-        <w:t>"Enter the second number: ")</w:t>
+        <w:t>    num1 = input("Enter the first number: ")</w:t>
+      </w:r>
+    </w:p>
+    <w:p>
+      <w:pPr>
+        <w:rPr>
+          <w:rFonts w:ascii="Times New Roman" w:hAnsi="Times New Roman" w:cs="Times New Roman"/>
+        </w:rPr>
+      </w:pPr>
+      <w:r>
+        <w:rPr>
+          <w:rFonts w:ascii="Times New Roman" w:hAnsi="Times New Roman" w:cs="Times New Roman"/>
+        </w:rPr>
+        <w:t>    num2 = input("Enter the second number: ")</w:t>
       </w:r>
     </w:p>
     <w:p>
@@ -343,29 +257,7 @@
         <w:rPr>
           <w:rFonts w:ascii="Times New Roman" w:hAnsi="Times New Roman" w:cs="Times New Roman"/>
         </w:rPr>
-        <w:t xml:space="preserve">    </w:t>
-      </w:r>
-      <w:proofErr w:type="gramStart"/>
-      <w:r>
-        <w:rPr>
-          <w:rFonts w:ascii="Times New Roman" w:hAnsi="Times New Roman" w:cs="Times New Roman"/>
-        </w:rPr>
-        <w:t>print(</w:t>
-      </w:r>
-      <w:proofErr w:type="spellStart"/>
-      <w:proofErr w:type="gramEnd"/>
-      <w:r>
-        <w:rPr>
-          <w:rFonts w:ascii="Times New Roman" w:hAnsi="Times New Roman" w:cs="Times New Roman"/>
-        </w:rPr>
-        <w:t>f"Result</w:t>
-      </w:r>
-      <w:proofErr w:type="spellEnd"/>
-      <w:r>
-        <w:rPr>
-          <w:rFonts w:ascii="Times New Roman" w:hAnsi="Times New Roman" w:cs="Times New Roman"/>
-        </w:rPr>
-        <w:t xml:space="preserve"> of {num1} / {num2} = {result}")</w:t>
+        <w:t>    print(f"Result of {num1} / {num2} = {result}")</w:t>
       </w:r>
     </w:p>
     <w:p>
@@ -391,102 +283,46 @@
         <w:rPr>
           <w:rFonts w:ascii="Times New Roman" w:hAnsi="Times New Roman" w:cs="Times New Roman"/>
         </w:rPr>
-        <w:t xml:space="preserve">except </w:t>
-      </w:r>
-      <w:proofErr w:type="spellStart"/>
-      <w:r>
-        <w:rPr>
-          <w:rFonts w:ascii="Times New Roman" w:hAnsi="Times New Roman" w:cs="Times New Roman"/>
-        </w:rPr>
-        <w:t>ZeroDivisionError</w:t>
-      </w:r>
-      <w:proofErr w:type="spellEnd"/>
-      <w:r>
-        <w:rPr>
-          <w:rFonts w:ascii="Times New Roman" w:hAnsi="Times New Roman" w:cs="Times New Roman"/>
-        </w:rPr>
-        <w:t>:</w:t>
-      </w:r>
-    </w:p>
-    <w:p>
-      <w:pPr>
-        <w:rPr>
-          <w:rFonts w:ascii="Times New Roman" w:hAnsi="Times New Roman" w:cs="Times New Roman"/>
-        </w:rPr>
-      </w:pPr>
-      <w:r>
-        <w:rPr>
-          <w:rFonts w:ascii="Times New Roman" w:hAnsi="Times New Roman" w:cs="Times New Roman"/>
-        </w:rPr>
-        <w:t xml:space="preserve">    </w:t>
-      </w:r>
-      <w:proofErr w:type="gramStart"/>
-      <w:r>
-        <w:rPr>
-          <w:rFonts w:ascii="Times New Roman" w:hAnsi="Times New Roman" w:cs="Times New Roman"/>
-        </w:rPr>
-        <w:t>print(</w:t>
-      </w:r>
-      <w:proofErr w:type="gramEnd"/>
-      <w:r>
-        <w:rPr>
-          <w:rFonts w:ascii="Times New Roman" w:hAnsi="Times New Roman" w:cs="Times New Roman"/>
-        </w:rPr>
-        <w:t>"Error: Cannot divide by zero! Please enter a non-zero divisor.")</w:t>
-      </w:r>
-    </w:p>
-    <w:p>
-      <w:pPr>
-        <w:rPr>
-          <w:rFonts w:ascii="Times New Roman" w:hAnsi="Times New Roman" w:cs="Times New Roman"/>
-        </w:rPr>
-      </w:pPr>
-      <w:r>
-        <w:rPr>
-          <w:rFonts w:ascii="Times New Roman" w:hAnsi="Times New Roman" w:cs="Times New Roman"/>
-        </w:rPr>
-        <w:t xml:space="preserve">except </w:t>
-      </w:r>
-      <w:proofErr w:type="spellStart"/>
-      <w:r>
-        <w:rPr>
-          <w:rFonts w:ascii="Times New Roman" w:hAnsi="Times New Roman" w:cs="Times New Roman"/>
-        </w:rPr>
-        <w:t>ValueError</w:t>
-      </w:r>
-      <w:proofErr w:type="spellEnd"/>
-      <w:r>
-        <w:rPr>
-          <w:rFonts w:ascii="Times New Roman" w:hAnsi="Times New Roman" w:cs="Times New Roman"/>
-        </w:rPr>
-        <w:t>:</w:t>
-      </w:r>
-    </w:p>
-    <w:p>
-      <w:pPr>
-        <w:rPr>
-          <w:rFonts w:ascii="Times New Roman" w:hAnsi="Times New Roman" w:cs="Times New Roman"/>
-        </w:rPr>
-      </w:pPr>
-      <w:r>
-        <w:rPr>
-          <w:rFonts w:ascii="Times New Roman" w:hAnsi="Times New Roman" w:cs="Times New Roman"/>
-        </w:rPr>
-        <w:t xml:space="preserve">    </w:t>
-      </w:r>
-      <w:proofErr w:type="gramStart"/>
-      <w:r>
-        <w:rPr>
-          <w:rFonts w:ascii="Times New Roman" w:hAnsi="Times New Roman" w:cs="Times New Roman"/>
-        </w:rPr>
-        <w:t>print(</w:t>
-      </w:r>
-      <w:proofErr w:type="gramEnd"/>
-      <w:r>
-        <w:rPr>
-          <w:rFonts w:ascii="Times New Roman" w:hAnsi="Times New Roman" w:cs="Times New Roman"/>
-        </w:rPr>
-        <w:t>"Error: Invalid input! Please enter valid numeric values.")</w:t>
+        <w:t>except ZeroDivisionError:</w:t>
+      </w:r>
+    </w:p>
+    <w:p>
+      <w:pPr>
+        <w:rPr>
+          <w:rFonts w:ascii="Times New Roman" w:hAnsi="Times New Roman" w:cs="Times New Roman"/>
+        </w:rPr>
+      </w:pPr>
+      <w:r>
+        <w:rPr>
+          <w:rFonts w:ascii="Times New Roman" w:hAnsi="Times New Roman" w:cs="Times New Roman"/>
+        </w:rPr>
+        <w:t>    print("Error: Cannot divide by zero! Please enter a non-zero divisor.")</w:t>
+      </w:r>
+    </w:p>
+    <w:p>
+      <w:pPr>
+        <w:rPr>
+          <w:rFonts w:ascii="Times New Roman" w:hAnsi="Times New Roman" w:cs="Times New Roman"/>
+        </w:rPr>
+      </w:pPr>
+      <w:r>
+        <w:rPr>
+          <w:rFonts w:ascii="Times New Roman" w:hAnsi="Times New Roman" w:cs="Times New Roman"/>
+        </w:rPr>
+        <w:t>except ValueError:</w:t>
+      </w:r>
+    </w:p>
+    <w:p>
+      <w:pPr>
+        <w:rPr>
+          <w:rFonts w:ascii="Times New Roman" w:hAnsi="Times New Roman" w:cs="Times New Roman"/>
+        </w:rPr>
+      </w:pPr>
+      <w:r>
+        <w:rPr>
+          <w:rFonts w:ascii="Times New Roman" w:hAnsi="Times New Roman" w:cs="Times New Roman"/>
+        </w:rPr>
+        <w:t>    print("Error: Invalid input! Please enter valid numeric values.")</w:t>
       </w:r>
     </w:p>
     <w:p>
@@ -512,29 +348,7 @@
         <w:rPr>
           <w:rFonts w:ascii="Times New Roman" w:hAnsi="Times New Roman" w:cs="Times New Roman"/>
         </w:rPr>
-        <w:t xml:space="preserve">    </w:t>
-      </w:r>
-      <w:proofErr w:type="gramStart"/>
-      <w:r>
-        <w:rPr>
-          <w:rFonts w:ascii="Times New Roman" w:hAnsi="Times New Roman" w:cs="Times New Roman"/>
-        </w:rPr>
-        <w:t>print(</w:t>
-      </w:r>
-      <w:proofErr w:type="spellStart"/>
-      <w:proofErr w:type="gramEnd"/>
-      <w:r>
-        <w:rPr>
-          <w:rFonts w:ascii="Times New Roman" w:hAnsi="Times New Roman" w:cs="Times New Roman"/>
-        </w:rPr>
-        <w:t>f"An</w:t>
-      </w:r>
-      <w:proofErr w:type="spellEnd"/>
-      <w:r>
-        <w:rPr>
-          <w:rFonts w:ascii="Times New Roman" w:hAnsi="Times New Roman" w:cs="Times New Roman"/>
-        </w:rPr>
-        <w:t xml:space="preserve"> unexpected error occurred: {e}")</w:t>
+        <w:t>    print(f"An unexpected error occurred: {e}")</w:t>
       </w:r>
     </w:p>
     <w:p>
@@ -560,21 +374,7 @@
         <w:rPr>
           <w:rFonts w:ascii="Times New Roman" w:hAnsi="Times New Roman" w:cs="Times New Roman"/>
         </w:rPr>
-        <w:t xml:space="preserve">    </w:t>
-      </w:r>
-      <w:proofErr w:type="gramStart"/>
-      <w:r>
-        <w:rPr>
-          <w:rFonts w:ascii="Times New Roman" w:hAnsi="Times New Roman" w:cs="Times New Roman"/>
-        </w:rPr>
-        <w:t>print(</w:t>
-      </w:r>
-      <w:proofErr w:type="gramEnd"/>
-      <w:r>
-        <w:rPr>
-          <w:rFonts w:ascii="Times New Roman" w:hAnsi="Times New Roman" w:cs="Times New Roman"/>
-        </w:rPr>
-        <w:t>"Division completed successfully!")</w:t>
+        <w:t>    print("Division completed successfully!")</w:t>
       </w:r>
     </w:p>
     <w:p>
@@ -600,21 +400,7 @@
         <w:rPr>
           <w:rFonts w:ascii="Times New Roman" w:hAnsi="Times New Roman" w:cs="Times New Roman"/>
         </w:rPr>
-        <w:t xml:space="preserve">    </w:t>
-      </w:r>
-      <w:proofErr w:type="gramStart"/>
-      <w:r>
-        <w:rPr>
-          <w:rFonts w:ascii="Times New Roman" w:hAnsi="Times New Roman" w:cs="Times New Roman"/>
-        </w:rPr>
-        <w:t>print(</w:t>
-      </w:r>
-      <w:proofErr w:type="gramEnd"/>
-      <w:r>
-        <w:rPr>
-          <w:rFonts w:ascii="Times New Roman" w:hAnsi="Times New Roman" w:cs="Times New Roman"/>
-        </w:rPr>
-        <w:t>"Program execution finished.")</w:t>
+        <w:t>    print("Program execution finished.")</w:t>
       </w:r>
     </w:p>
     <w:p>
@@ -798,21 +584,7 @@
         <w:rPr>
           <w:rFonts w:ascii="Times New Roman" w:hAnsi="Times New Roman" w:cs="Times New Roman"/>
         </w:rPr>
-        <w:t>print(</w:t>
-      </w:r>
-      <w:proofErr w:type="gramStart"/>
-      <w:r>
-        <w:rPr>
-          <w:rFonts w:ascii="Times New Roman" w:hAnsi="Times New Roman" w:cs="Times New Roman"/>
-        </w:rPr>
-        <w:t>numbers[</w:t>
-      </w:r>
-      <w:proofErr w:type="gramEnd"/>
-      <w:r>
-        <w:rPr>
-          <w:rFonts w:ascii="Times New Roman" w:hAnsi="Times New Roman" w:cs="Times New Roman"/>
-        </w:rPr>
-        <w:t xml:space="preserve">5]) </w:t>
+        <w:t xml:space="preserve">print(numbers[5]) </w:t>
       </w:r>
     </w:p>
     <w:p>

--- a/Assignment 6/Exception Handling.docx
+++ b/Assignment 6/Exception Handling.docx
@@ -19,16 +19,14 @@
         </w:rPr>
         <w:t>Exception Handling</w:t>
       </w:r>
-    </w:p>
-    <w:p>
-      <w:pPr>
-        <w:jc w:val="center"/>
+      <w:r>
         <w:rPr>
           <w:rFonts w:ascii="Times New Roman" w:hAnsi="Times New Roman" w:cs="Times New Roman"/>
           <w:sz w:val="32"/>
           <w:szCs w:val="32"/>
         </w:rPr>
-      </w:pPr>
+        <w:t xml:space="preserve"> </w:t>
+      </w:r>
       <w:r>
         <w:rPr>
           <w:rFonts w:ascii="Times New Roman" w:hAnsi="Times New Roman" w:cs="Times New Roman"/>
